--- a/images/Curriculum Vitae (Elijah Okeowo) - Social Media Management.docx
+++ b/images/Curriculum Vitae (Elijah Okeowo) - Social Media Management.docx
@@ -413,8 +413,44 @@
                                 <w:szCs w:val="24"/>
                                 <w:lang w:val="en-US"/>
                               </w:rPr>
-                              <w:t>CONTENT CR</w:t>
-                            </w:r>
+                              <w:t xml:space="preserve">CONTENT CREATOR -  </w:t>
+                            </w:r>
+                            <w:r>
+                              <w:rPr>
+                                <w:sz w:val="24"/>
+                                <w:szCs w:val="24"/>
+                                <w:lang w:val="en-US"/>
+                              </w:rPr>
+                              <w:t xml:space="preserve"> 06/</w:t>
+                            </w:r>
+                            <w:proofErr w:type="gramStart"/>
+                            <w:r>
+                              <w:rPr>
+                                <w:sz w:val="24"/>
+                                <w:szCs w:val="24"/>
+                                <w:lang w:val="en-US"/>
+                              </w:rPr>
+                              <w:t>2020  till</w:t>
+                            </w:r>
+                            <w:proofErr w:type="gramEnd"/>
+                            <w:r>
+                              <w:rPr>
+                                <w:sz w:val="24"/>
+                                <w:szCs w:val="24"/>
+                                <w:lang w:val="en-US"/>
+                              </w:rPr>
+                              <w:t xml:space="preserve"> date</w:t>
+                            </w:r>
+                          </w:p>
+                          <w:p>
+                            <w:pPr>
+                              <w:pStyle w:val="NoSpacing"/>
+                              <w:rPr>
+                                <w:sz w:val="24"/>
+                                <w:szCs w:val="24"/>
+                                <w:lang w:val="en-US"/>
+                              </w:rPr>
+                            </w:pPr>
                             <w:r>
                               <w:rPr>
                                 <w:b/>
@@ -422,17 +458,37 @@
                                 <w:szCs w:val="24"/>
                                 <w:lang w:val="en-US"/>
                               </w:rPr>
-                              <w:t>E</w:t>
-                            </w:r>
-                            <w:r>
+                              <w:t xml:space="preserve">DYNA MEDIA, </w:t>
+                            </w:r>
+                            <w:r>
+                              <w:rPr>
+                                <w:sz w:val="24"/>
+                                <w:szCs w:val="24"/>
+                                <w:lang w:val="en-US"/>
+                              </w:rPr>
+                              <w:t>Nigeria</w:t>
+                            </w:r>
+                          </w:p>
+                          <w:p>
+                            <w:pPr>
+                              <w:pStyle w:val="NoSpacing"/>
                               <w:rPr>
                                 <w:b/>
                                 <w:sz w:val="24"/>
                                 <w:szCs w:val="24"/>
                                 <w:lang w:val="en-US"/>
                               </w:rPr>
-                              <w:t>ATOR</w:t>
-                            </w:r>
+                            </w:pPr>
+                          </w:p>
+                          <w:p>
+                            <w:pPr>
+                              <w:pStyle w:val="NoSpacing"/>
+                              <w:rPr>
+                                <w:sz w:val="24"/>
+                                <w:szCs w:val="24"/>
+                                <w:lang w:val="en-US"/>
+                              </w:rPr>
+                            </w:pPr>
                             <w:r>
                               <w:rPr>
                                 <w:b/>
@@ -440,8 +496,26 @@
                                 <w:szCs w:val="24"/>
                                 <w:lang w:val="en-US"/>
                               </w:rPr>
-                              <w:t xml:space="preserve"> - </w:t>
-                            </w:r>
+                              <w:t>SOCIAL MEDIA MANAGER</w:t>
+                            </w:r>
+                            <w:r>
+                              <w:rPr>
+                                <w:sz w:val="24"/>
+                                <w:szCs w:val="24"/>
+                                <w:lang w:val="en-US"/>
+                              </w:rPr>
+                              <w:t xml:space="preserve"> – 18/10/2022 to 01/12/2022</w:t>
+                            </w:r>
+                          </w:p>
+                          <w:p>
+                            <w:pPr>
+                              <w:pStyle w:val="NoSpacing"/>
+                              <w:rPr>
+                                <w:sz w:val="24"/>
+                                <w:szCs w:val="24"/>
+                                <w:lang w:val="en-US"/>
+                              </w:rPr>
+                            </w:pPr>
                             <w:r>
                               <w:rPr>
                                 <w:b/>
@@ -449,6 +523,94 @@
                                 <w:szCs w:val="24"/>
                                 <w:lang w:val="en-US"/>
                               </w:rPr>
+                              <w:t>TABOK</w:t>
+                            </w:r>
+                            <w:r>
+                              <w:rPr>
+                                <w:b/>
+                                <w:sz w:val="24"/>
+                                <w:szCs w:val="24"/>
+                                <w:lang w:val="en-US"/>
+                              </w:rPr>
+                              <w:t xml:space="preserve"> Schools</w:t>
+                            </w:r>
+                            <w:r>
+                              <w:rPr>
+                                <w:sz w:val="24"/>
+                                <w:szCs w:val="24"/>
+                                <w:lang w:val="en-US"/>
+                              </w:rPr>
+                              <w:t xml:space="preserve">, </w:t>
+                            </w:r>
+                            <w:r>
+                              <w:rPr>
+                                <w:sz w:val="24"/>
+                                <w:szCs w:val="24"/>
+                                <w:lang w:val="en-US"/>
+                              </w:rPr>
+                              <w:t>Nigeria</w:t>
+                            </w:r>
+                          </w:p>
+                          <w:p>
+                            <w:pPr>
+                              <w:pStyle w:val="NoSpacing"/>
+                              <w:rPr>
+                                <w:sz w:val="24"/>
+                                <w:szCs w:val="24"/>
+                                <w:lang w:val="en-US"/>
+                              </w:rPr>
+                            </w:pPr>
+                          </w:p>
+                          <w:p>
+                            <w:pPr>
+                              <w:pStyle w:val="NoSpacing"/>
+                              <w:rPr>
+                                <w:sz w:val="24"/>
+                                <w:szCs w:val="24"/>
+                                <w:lang w:val="en-US"/>
+                              </w:rPr>
+                            </w:pPr>
+                            <w:r>
+                              <w:rPr>
+                                <w:b/>
+                                <w:sz w:val="24"/>
+                                <w:szCs w:val="24"/>
+                                <w:lang w:val="en-US"/>
+                              </w:rPr>
+                              <w:t xml:space="preserve">SOCIAL MEDIA MANAGER </w:t>
+                            </w:r>
+                            <w:r>
+                              <w:rPr>
+                                <w:sz w:val="24"/>
+                                <w:szCs w:val="24"/>
+                                <w:lang w:val="en-US"/>
+                              </w:rPr>
+                              <w:t>– 21/11/</w:t>
+                            </w:r>
+                            <w:proofErr w:type="gramStart"/>
+                            <w:r>
+                              <w:rPr>
+                                <w:sz w:val="24"/>
+                                <w:szCs w:val="24"/>
+                                <w:lang w:val="en-US"/>
+                              </w:rPr>
+                              <w:t>2021</w:t>
+                            </w:r>
+                            <w:r>
+                              <w:rPr>
+                                <w:sz w:val="24"/>
+                                <w:szCs w:val="24"/>
+                                <w:lang w:val="en-US"/>
+                              </w:rPr>
+                              <w:t xml:space="preserve">  to</w:t>
+                            </w:r>
+                            <w:proofErr w:type="gramEnd"/>
+                            <w:r>
+                              <w:rPr>
+                                <w:sz w:val="24"/>
+                                <w:szCs w:val="24"/>
+                                <w:lang w:val="en-US"/>
+                              </w:rPr>
                               <w:t xml:space="preserve"> </w:t>
                             </w:r>
                             <w:r>
@@ -457,25 +619,194 @@
                                 <w:szCs w:val="24"/>
                                 <w:lang w:val="en-US"/>
                               </w:rPr>
-                              <w:t xml:space="preserve"> 06/</w:t>
-                            </w:r>
+                              <w:t>27/03/2022</w:t>
+                            </w:r>
+                          </w:p>
+                          <w:p>
+                            <w:pPr>
+                              <w:pStyle w:val="NoSpacing"/>
+                              <w:rPr>
+                                <w:sz w:val="24"/>
+                                <w:szCs w:val="24"/>
+                                <w:lang w:val="en-US"/>
+                              </w:rPr>
+                            </w:pPr>
+                            <w:r>
+                              <w:rPr>
+                                <w:b/>
+                                <w:sz w:val="24"/>
+                                <w:szCs w:val="24"/>
+                                <w:lang w:val="en-US"/>
+                              </w:rPr>
+                              <w:t>MFM YOUTH CHURCH</w:t>
+                            </w:r>
+                            <w:r>
+                              <w:rPr>
+                                <w:b/>
+                                <w:sz w:val="24"/>
+                                <w:szCs w:val="24"/>
+                                <w:lang w:val="en-US"/>
+                              </w:rPr>
+                              <w:t xml:space="preserve"> (IJEDE)</w:t>
+                            </w:r>
+                            <w:r>
+                              <w:rPr>
+                                <w:b/>
+                                <w:sz w:val="24"/>
+                                <w:szCs w:val="24"/>
+                                <w:lang w:val="en-US"/>
+                              </w:rPr>
+                              <w:t xml:space="preserve">, </w:t>
+                            </w:r>
+                            <w:r>
+                              <w:rPr>
+                                <w:sz w:val="24"/>
+                                <w:szCs w:val="24"/>
+                                <w:lang w:val="en-US"/>
+                              </w:rPr>
+                              <w:t>Nigeria</w:t>
+                            </w:r>
+                          </w:p>
+                          <w:p>
+                            <w:pPr>
+                              <w:pStyle w:val="Styl1"/>
+                              <w:rPr>
+                                <w:lang w:val="en-US"/>
+                              </w:rPr>
+                            </w:pPr>
+                            <w:r>
+                              <w:rPr>
+                                <w:lang w:val="en-US"/>
+                              </w:rPr>
+                              <w:t>Education</w:t>
+                            </w:r>
+                          </w:p>
+                          <w:p>
+                            <w:pPr>
+                              <w:pStyle w:val="NoSpacing"/>
+                              <w:rPr>
+                                <w:sz w:val="24"/>
+                                <w:szCs w:val="24"/>
+                                <w:lang w:val="en-US"/>
+                              </w:rPr>
+                            </w:pPr>
+                            <w:r>
+                              <w:rPr>
+                                <w:sz w:val="24"/>
+                                <w:szCs w:val="24"/>
+                                <w:lang w:val="en-US"/>
+                              </w:rPr>
+                              <w:t xml:space="preserve">Bachelor of Science: </w:t>
+                            </w:r>
+                            <w:r>
+                              <w:rPr>
+                                <w:b/>
+                                <w:sz w:val="24"/>
+                                <w:szCs w:val="24"/>
+                                <w:lang w:val="en-US"/>
+                              </w:rPr>
+                              <w:t>Computer Science</w:t>
+                            </w:r>
+                            <w:r>
+                              <w:rPr>
+                                <w:b/>
+                                <w:sz w:val="24"/>
+                                <w:szCs w:val="24"/>
+                                <w:lang w:val="en-US"/>
+                              </w:rPr>
+                              <w:t xml:space="preserve"> </w:t>
+                            </w:r>
+                            <w:r>
+                              <w:rPr>
+                                <w:sz w:val="24"/>
+                                <w:szCs w:val="24"/>
+                                <w:lang w:val="en-US"/>
+                              </w:rPr>
+                              <w:t xml:space="preserve">– </w:t>
+                            </w:r>
+                            <w:r>
+                              <w:rPr>
+                                <w:sz w:val="24"/>
+                                <w:szCs w:val="24"/>
+                                <w:lang w:val="en-US"/>
+                              </w:rPr>
+                              <w:t>(</w:t>
+                            </w:r>
+                            <w:r>
+                              <w:rPr>
+                                <w:sz w:val="24"/>
+                                <w:szCs w:val="24"/>
+                                <w:lang w:val="en-US"/>
+                              </w:rPr>
+                              <w:t>2018 – 2022</w:t>
+                            </w:r>
+                            <w:r>
+                              <w:rPr>
+                                <w:sz w:val="24"/>
+                                <w:szCs w:val="24"/>
+                                <w:lang w:val="en-US"/>
+                              </w:rPr>
+                              <w:t>)</w:t>
+                            </w:r>
+                            <w:r>
+                              <w:rPr>
+                                <w:sz w:val="24"/>
+                                <w:szCs w:val="24"/>
+                                <w:lang w:val="en-US"/>
+                              </w:rPr>
+                              <w:t>,</w:t>
+                            </w:r>
+                          </w:p>
+                          <w:p>
+                            <w:pPr>
+                              <w:pStyle w:val="NoSpacing"/>
+                              <w:rPr>
+                                <w:sz w:val="24"/>
+                                <w:szCs w:val="24"/>
+                                <w:lang w:val="en-US"/>
+                              </w:rPr>
+                            </w:pPr>
                             <w:proofErr w:type="gramStart"/>
                             <w:r>
                               <w:rPr>
-                                <w:sz w:val="24"/>
-                                <w:szCs w:val="24"/>
-                                <w:lang w:val="en-US"/>
-                              </w:rPr>
-                              <w:t>2020  till</w:t>
+                                <w:b/>
+                                <w:sz w:val="24"/>
+                                <w:szCs w:val="24"/>
+                                <w:lang w:val="en-US"/>
+                              </w:rPr>
+                              <w:t>Hallmark</w:t>
+                            </w:r>
+                            <w:r>
+                              <w:rPr>
+                                <w:b/>
+                                <w:sz w:val="24"/>
+                                <w:szCs w:val="24"/>
+                                <w:lang w:val="en-US"/>
+                              </w:rPr>
+                              <w:t xml:space="preserve"> University</w:t>
+                            </w:r>
+                            <w:r>
+                              <w:rPr>
+                                <w:sz w:val="24"/>
+                                <w:szCs w:val="24"/>
+                                <w:lang w:val="en-US"/>
+                              </w:rPr>
+                              <w:t>, Ogun state, Nigeria.</w:t>
                             </w:r>
                             <w:proofErr w:type="gramEnd"/>
-                            <w:r>
-                              <w:rPr>
-                                <w:sz w:val="24"/>
-                                <w:szCs w:val="24"/>
-                                <w:lang w:val="en-US"/>
-                              </w:rPr>
-                              <w:t xml:space="preserve"> date</w:t>
+                          </w:p>
+                          <w:p>
+                            <w:pPr>
+                              <w:pStyle w:val="Styl1"/>
+                              <w:rPr>
+                                <w:lang w:val="en-US"/>
+                              </w:rPr>
+                            </w:pPr>
+                            <w:r>
+                              <w:rPr>
+                                <w:lang w:val="en-US"/>
+                              </w:rPr>
+                              <w:t>Certifications</w:t>
                             </w:r>
                           </w:p>
                           <w:p>
@@ -487,204 +818,6 @@
                                 <w:lang w:val="en-US"/>
                               </w:rPr>
                             </w:pPr>
-                            <w:r>
-                              <w:rPr>
-                                <w:b/>
-                                <w:sz w:val="24"/>
-                                <w:szCs w:val="24"/>
-                                <w:lang w:val="en-US"/>
-                              </w:rPr>
-                              <w:t xml:space="preserve">DYNA MEDIA, </w:t>
-                            </w:r>
-                            <w:r>
-                              <w:rPr>
-                                <w:sz w:val="24"/>
-                                <w:szCs w:val="24"/>
-                                <w:lang w:val="en-US"/>
-                              </w:rPr>
-                              <w:t>Nigeria</w:t>
-                            </w:r>
-                          </w:p>
-                          <w:p>
-                            <w:pPr>
-                              <w:pStyle w:val="NoSpacing"/>
-                              <w:rPr>
-                                <w:b/>
-                                <w:sz w:val="24"/>
-                                <w:szCs w:val="24"/>
-                                <w:lang w:val="en-US"/>
-                              </w:rPr>
-                            </w:pPr>
-                          </w:p>
-                          <w:p>
-                            <w:pPr>
-                              <w:pStyle w:val="NoSpacing"/>
-                              <w:rPr>
-                                <w:sz w:val="24"/>
-                                <w:szCs w:val="24"/>
-                                <w:lang w:val="en-US"/>
-                              </w:rPr>
-                            </w:pPr>
-                            <w:r>
-                              <w:rPr>
-                                <w:b/>
-                                <w:sz w:val="24"/>
-                                <w:szCs w:val="24"/>
-                                <w:lang w:val="en-US"/>
-                              </w:rPr>
-                              <w:t>SOCIAL MEDIA MANAGER</w:t>
-                            </w:r>
-                            <w:r>
-                              <w:rPr>
-                                <w:sz w:val="24"/>
-                                <w:szCs w:val="24"/>
-                                <w:lang w:val="en-US"/>
-                              </w:rPr>
-                              <w:t xml:space="preserve"> – 18/10/2022 to 01/12/2022</w:t>
-                            </w:r>
-                          </w:p>
-                          <w:p>
-                            <w:pPr>
-                              <w:pStyle w:val="NoSpacing"/>
-                              <w:rPr>
-                                <w:sz w:val="24"/>
-                                <w:szCs w:val="24"/>
-                                <w:lang w:val="en-US"/>
-                              </w:rPr>
-                            </w:pPr>
-                            <w:r>
-                              <w:rPr>
-                                <w:b/>
-                                <w:sz w:val="24"/>
-                                <w:szCs w:val="24"/>
-                                <w:lang w:val="en-US"/>
-                              </w:rPr>
-                              <w:t>TABOK</w:t>
-                            </w:r>
-                            <w:r>
-                              <w:rPr>
-                                <w:b/>
-                                <w:sz w:val="24"/>
-                                <w:szCs w:val="24"/>
-                                <w:lang w:val="en-US"/>
-                              </w:rPr>
-                              <w:t xml:space="preserve"> Schools</w:t>
-                            </w:r>
-                            <w:r>
-                              <w:rPr>
-                                <w:sz w:val="24"/>
-                                <w:szCs w:val="24"/>
-                                <w:lang w:val="en-US"/>
-                              </w:rPr>
-                              <w:t xml:space="preserve">, </w:t>
-                            </w:r>
-                            <w:r>
-                              <w:rPr>
-                                <w:sz w:val="24"/>
-                                <w:szCs w:val="24"/>
-                                <w:lang w:val="en-US"/>
-                              </w:rPr>
-                              <w:t>Nigeria</w:t>
-                            </w:r>
-                          </w:p>
-                          <w:p>
-                            <w:pPr>
-                              <w:pStyle w:val="NoSpacing"/>
-                              <w:rPr>
-                                <w:sz w:val="24"/>
-                                <w:szCs w:val="24"/>
-                                <w:lang w:val="en-US"/>
-                              </w:rPr>
-                            </w:pPr>
-                          </w:p>
-                          <w:p>
-                            <w:pPr>
-                              <w:pStyle w:val="NoSpacing"/>
-                              <w:rPr>
-                                <w:sz w:val="24"/>
-                                <w:szCs w:val="24"/>
-                                <w:lang w:val="en-US"/>
-                              </w:rPr>
-                            </w:pPr>
-                            <w:r>
-                              <w:rPr>
-                                <w:b/>
-                                <w:sz w:val="24"/>
-                                <w:szCs w:val="24"/>
-                                <w:lang w:val="en-US"/>
-                              </w:rPr>
-                              <w:t xml:space="preserve">SOCIAL MEDIA MANAGER </w:t>
-                            </w:r>
-                            <w:r>
-                              <w:rPr>
-                                <w:sz w:val="24"/>
-                                <w:szCs w:val="24"/>
-                                <w:lang w:val="en-US"/>
-                              </w:rPr>
-                              <w:t>– 21/11/</w:t>
-                            </w:r>
-                            <w:proofErr w:type="gramStart"/>
-                            <w:r>
-                              <w:rPr>
-                                <w:sz w:val="24"/>
-                                <w:szCs w:val="24"/>
-                                <w:lang w:val="en-US"/>
-                              </w:rPr>
-                              <w:t>2021</w:t>
-                            </w:r>
-                            <w:r>
-                              <w:rPr>
-                                <w:sz w:val="24"/>
-                                <w:szCs w:val="24"/>
-                                <w:lang w:val="en-US"/>
-                              </w:rPr>
-                              <w:t xml:space="preserve">  to</w:t>
-                            </w:r>
-                            <w:proofErr w:type="gramEnd"/>
-                            <w:r>
-                              <w:rPr>
-                                <w:sz w:val="24"/>
-                                <w:szCs w:val="24"/>
-                                <w:lang w:val="en-US"/>
-                              </w:rPr>
-                              <w:t xml:space="preserve"> </w:t>
-                            </w:r>
-                            <w:r>
-                              <w:rPr>
-                                <w:sz w:val="24"/>
-                                <w:szCs w:val="24"/>
-                                <w:lang w:val="en-US"/>
-                              </w:rPr>
-                              <w:t>27/03/2022</w:t>
-                            </w:r>
-                          </w:p>
-                          <w:p>
-                            <w:pPr>
-                              <w:pStyle w:val="NoSpacing"/>
-                              <w:rPr>
-                                <w:sz w:val="24"/>
-                                <w:szCs w:val="24"/>
-                                <w:lang w:val="en-US"/>
-                              </w:rPr>
-                            </w:pPr>
-                            <w:r>
-                              <w:rPr>
-                                <w:b/>
-                                <w:sz w:val="24"/>
-                                <w:szCs w:val="24"/>
-                                <w:lang w:val="en-US"/>
-                              </w:rPr>
-                              <w:t>MFM YOUTH CHURCH</w:t>
-                            </w:r>
-                            <w:r>
-                              <w:rPr>
-                                <w:b/>
-                                <w:sz w:val="24"/>
-                                <w:szCs w:val="24"/>
-                                <w:lang w:val="en-US"/>
-                              </w:rPr>
-                              <w:t xml:space="preserve"> (IJEDE)</w:t>
-                            </w:r>
                             <w:bookmarkStart w:id="0" w:name="_GoBack"/>
                             <w:bookmarkEnd w:id="0"/>
                             <w:r>
@@ -694,204 +827,7 @@
                                 <w:szCs w:val="24"/>
                                 <w:lang w:val="en-US"/>
                               </w:rPr>
-                              <w:t xml:space="preserve">, </w:t>
-                            </w:r>
-                            <w:r>
-                              <w:rPr>
-                                <w:sz w:val="24"/>
-                                <w:szCs w:val="24"/>
-                                <w:lang w:val="en-US"/>
-                              </w:rPr>
-                              <w:t>Nigeria</w:t>
-                            </w:r>
-                          </w:p>
-                          <w:p>
-                            <w:pPr>
-                              <w:pStyle w:val="Styl1"/>
-                              <w:rPr>
-                                <w:lang w:val="en-US"/>
-                              </w:rPr>
-                            </w:pPr>
-                            <w:r>
-                              <w:rPr>
-                                <w:lang w:val="en-US"/>
-                              </w:rPr>
-                              <w:t>Education</w:t>
-                            </w:r>
-                          </w:p>
-                          <w:p>
-                            <w:pPr>
-                              <w:pStyle w:val="NoSpacing"/>
-                              <w:rPr>
-                                <w:sz w:val="24"/>
-                                <w:szCs w:val="24"/>
-                                <w:lang w:val="en-US"/>
-                              </w:rPr>
-                            </w:pPr>
-                            <w:r>
-                              <w:rPr>
-                                <w:sz w:val="24"/>
-                                <w:szCs w:val="24"/>
-                                <w:lang w:val="en-US"/>
-                              </w:rPr>
-                              <w:t xml:space="preserve">Bachelor of Science: </w:t>
-                            </w:r>
-                            <w:r>
-                              <w:rPr>
-                                <w:b/>
-                                <w:sz w:val="24"/>
-                                <w:szCs w:val="24"/>
-                                <w:lang w:val="en-US"/>
-                              </w:rPr>
-                              <w:t>Computer Science</w:t>
-                            </w:r>
-                            <w:r>
-                              <w:rPr>
-                                <w:b/>
-                                <w:sz w:val="24"/>
-                                <w:szCs w:val="24"/>
-                                <w:lang w:val="en-US"/>
-                              </w:rPr>
-                              <w:t xml:space="preserve"> </w:t>
-                            </w:r>
-                            <w:r>
-                              <w:rPr>
-                                <w:sz w:val="24"/>
-                                <w:szCs w:val="24"/>
-                                <w:lang w:val="en-US"/>
-                              </w:rPr>
-                              <w:t xml:space="preserve">– </w:t>
-                            </w:r>
-                            <w:r>
-                              <w:rPr>
-                                <w:sz w:val="24"/>
-                                <w:szCs w:val="24"/>
-                                <w:lang w:val="en-US"/>
-                              </w:rPr>
-                              <w:t>(</w:t>
-                            </w:r>
-                            <w:r>
-                              <w:rPr>
-                                <w:sz w:val="24"/>
-                                <w:szCs w:val="24"/>
-                                <w:lang w:val="en-US"/>
-                              </w:rPr>
-                              <w:t>2018 – 2022</w:t>
-                            </w:r>
-                            <w:r>
-                              <w:rPr>
-                                <w:sz w:val="24"/>
-                                <w:szCs w:val="24"/>
-                                <w:lang w:val="en-US"/>
-                              </w:rPr>
-                              <w:t>)</w:t>
-                            </w:r>
-                            <w:r>
-                              <w:rPr>
-                                <w:sz w:val="24"/>
-                                <w:szCs w:val="24"/>
-                                <w:lang w:val="en-US"/>
-                              </w:rPr>
-                              <w:t>,</w:t>
-                            </w:r>
-                          </w:p>
-                          <w:p>
-                            <w:pPr>
-                              <w:pStyle w:val="NoSpacing"/>
-                              <w:rPr>
-                                <w:sz w:val="24"/>
-                                <w:szCs w:val="24"/>
-                                <w:lang w:val="en-US"/>
-                              </w:rPr>
-                            </w:pPr>
-                            <w:proofErr w:type="gramStart"/>
-                            <w:r>
-                              <w:rPr>
-                                <w:b/>
-                                <w:sz w:val="24"/>
-                                <w:szCs w:val="24"/>
-                                <w:lang w:val="en-US"/>
-                              </w:rPr>
-                              <w:t>Hallmark</w:t>
-                            </w:r>
-                            <w:r>
-                              <w:rPr>
-                                <w:b/>
-                                <w:sz w:val="24"/>
-                                <w:szCs w:val="24"/>
-                                <w:lang w:val="en-US"/>
-                              </w:rPr>
-                              <w:t xml:space="preserve"> University</w:t>
-                            </w:r>
-                            <w:r>
-                              <w:rPr>
-                                <w:sz w:val="24"/>
-                                <w:szCs w:val="24"/>
-                                <w:lang w:val="en-US"/>
-                              </w:rPr>
-                              <w:t>, Ogun state, Nigeria.</w:t>
-                            </w:r>
-                            <w:proofErr w:type="gramEnd"/>
-                          </w:p>
-                          <w:p>
-                            <w:pPr>
-                              <w:pStyle w:val="Styl1"/>
-                              <w:rPr>
-                                <w:lang w:val="en-US"/>
-                              </w:rPr>
-                            </w:pPr>
-                            <w:r>
-                              <w:rPr>
-                                <w:lang w:val="en-US"/>
-                              </w:rPr>
-                              <w:t>Certifications</w:t>
-                            </w:r>
-                          </w:p>
-                          <w:p>
-                            <w:pPr>
-                              <w:pStyle w:val="NoSpacing"/>
-                              <w:rPr>
-                                <w:sz w:val="24"/>
-                                <w:szCs w:val="24"/>
-                                <w:lang w:val="en-US"/>
-                              </w:rPr>
-                            </w:pPr>
-                            <w:r>
-                              <w:rPr>
-                                <w:sz w:val="24"/>
-                                <w:szCs w:val="24"/>
-                                <w:lang w:val="en-US"/>
-                              </w:rPr>
-                              <w:t xml:space="preserve">Programming Languages: </w:t>
-                            </w:r>
-                            <w:r>
-                              <w:rPr>
-                                <w:b/>
-                                <w:sz w:val="24"/>
-                                <w:szCs w:val="24"/>
-                                <w:lang w:val="en-US"/>
-                              </w:rPr>
-                              <w:t xml:space="preserve">DIGITAL MARKETING, CONTENT CREATION, GOOGLE ANALYTICS, </w:t>
-                            </w:r>
-                            <w:proofErr w:type="gramStart"/>
-                            <w:r>
-                              <w:rPr>
-                                <w:b/>
-                                <w:sz w:val="24"/>
-                                <w:szCs w:val="24"/>
-                                <w:lang w:val="en-US"/>
-                              </w:rPr>
-                              <w:t>GRAPHICS</w:t>
-                            </w:r>
-                            <w:proofErr w:type="gramEnd"/>
-                            <w:r>
-                              <w:rPr>
-                                <w:b/>
-                                <w:sz w:val="24"/>
-                                <w:szCs w:val="24"/>
-                                <w:lang w:val="en-US"/>
-                              </w:rPr>
-                              <w:t xml:space="preserve"> DESIGN.</w:t>
+                              <w:t>DIGITAL MARKETING, CONTENT CREATION, GOOGLE ANALYTICS, GRAPHICS DESIGN.</w:t>
                             </w:r>
                           </w:p>
                           <w:p>
@@ -1291,43 +1227,7 @@
                           <w:szCs w:val="24"/>
                           <w:lang w:val="en-US"/>
                         </w:rPr>
-                        <w:t>CONTENT CR</w:t>
-                      </w:r>
-                      <w:r>
-                        <w:rPr>
-                          <w:b/>
-                          <w:sz w:val="24"/>
-                          <w:szCs w:val="24"/>
-                          <w:lang w:val="en-US"/>
-                        </w:rPr>
-                        <w:t>E</w:t>
-                      </w:r>
-                      <w:r>
-                        <w:rPr>
-                          <w:b/>
-                          <w:sz w:val="24"/>
-                          <w:szCs w:val="24"/>
-                          <w:lang w:val="en-US"/>
-                        </w:rPr>
-                        <w:t>ATOR</w:t>
-                      </w:r>
-                      <w:r>
-                        <w:rPr>
-                          <w:b/>
-                          <w:sz w:val="24"/>
-                          <w:szCs w:val="24"/>
-                          <w:lang w:val="en-US"/>
-                        </w:rPr>
-                        <w:t xml:space="preserve"> - </w:t>
-                      </w:r>
-                      <w:r>
-                        <w:rPr>
-                          <w:b/>
-                          <w:sz w:val="24"/>
-                          <w:szCs w:val="24"/>
-                          <w:lang w:val="en-US"/>
-                        </w:rPr>
-                        <w:t xml:space="preserve"> </w:t>
+                        <w:t xml:space="preserve">CONTENT CREATOR -  </w:t>
                       </w:r>
                       <w:r>
                         <w:rPr>
@@ -1563,8 +1463,6 @@
                         </w:rPr>
                         <w:t xml:space="preserve"> (IJEDE)</w:t>
                       </w:r>
-                      <w:bookmarkStart w:id="1" w:name="_GoBack"/>
-                      <w:bookmarkEnd w:id="1"/>
                       <w:r>
                         <w:rPr>
                           <w:b/>
@@ -1734,14 +1632,8 @@
                           <w:lang w:val="en-US"/>
                         </w:rPr>
                       </w:pPr>
-                      <w:r>
-                        <w:rPr>
-                          <w:sz w:val="24"/>
-                          <w:szCs w:val="24"/>
-                          <w:lang w:val="en-US"/>
-                        </w:rPr>
-                        <w:t xml:space="preserve">Programming Languages: </w:t>
-                      </w:r>
+                      <w:bookmarkStart w:id="1" w:name="_GoBack"/>
+                      <w:bookmarkEnd w:id="1"/>
                       <w:r>
                         <w:rPr>
                           <w:b/>
@@ -1749,27 +1641,7 @@
                           <w:szCs w:val="24"/>
                           <w:lang w:val="en-US"/>
                         </w:rPr>
-                        <w:t xml:space="preserve">DIGITAL MARKETING, CONTENT CREATION, GOOGLE ANALYTICS, </w:t>
-                      </w:r>
-                      <w:proofErr w:type="gramStart"/>
-                      <w:r>
-                        <w:rPr>
-                          <w:b/>
-                          <w:sz w:val="24"/>
-                          <w:szCs w:val="24"/>
-                          <w:lang w:val="en-US"/>
-                        </w:rPr>
-                        <w:t>GRAPHICS</w:t>
-                      </w:r>
-                      <w:proofErr w:type="gramEnd"/>
-                      <w:r>
-                        <w:rPr>
-                          <w:b/>
-                          <w:sz w:val="24"/>
-                          <w:szCs w:val="24"/>
-                          <w:lang w:val="en-US"/>
-                        </w:rPr>
-                        <w:t xml:space="preserve"> DESIGN.</w:t>
+                        <w:t>DIGITAL MARKETING, CONTENT CREATION, GOOGLE ANALYTICS, GRAPHICS DESIGN.</w:t>
                       </w:r>
                     </w:p>
                     <w:p>
@@ -1862,7 +1734,7 @@
               </wp:anchor>
             </w:drawing>
           </mc:Choice>
-          <mc:Fallback xmlns:cx="http://schemas.microsoft.com/office/drawing/2014/chartex" xmlns:cx1="http://schemas.microsoft.com/office/drawing/2015/9/8/chartex" xmlns:cx2="http://schemas.microsoft.com/office/drawing/2015/10/21/chartex" xmlns:cx3="http://schemas.microsoft.com/office/drawing/2016/5/9/chartex" xmlns:cx4="http://schemas.microsoft.com/office/drawing/2016/5/10/chartex" xmlns:cx5="http://schemas.microsoft.com/office/drawing/2016/5/11/chartex" xmlns:cx6="http://schemas.microsoft.com/office/drawing/2016/5/12/chartex" xmlns:cx7="http://schemas.microsoft.com/office/drawing/2016/5/13/chartex" xmlns:cx8="http://schemas.microsoft.com/office/drawing/2016/5/14/chartex" xmlns:aink="http://schemas.microsoft.com/office/drawing/2016/ink" xmlns:am3d="http://schemas.microsoft.com/office/drawing/2017/model3d" xmlns:w15="http://schemas.microsoft.com/office/word/2012/wordml" xmlns:w16cex="http://schemas.microsoft.com/office/word/2018/wordml/cex" xmlns:w16cid="http://schemas.microsoft.com/office/word/2016/wordml/cid" xmlns:w16="http://schemas.microsoft.com/office/word/2018/wordml" xmlns:w16sdtdh="http://schemas.microsoft.com/office/word/2020/wordml/sdtdatahash" xmlns:w16se="http://schemas.microsoft.com/office/word/2015/wordml/symex">
+          <mc:Fallback xmlns:w16se="http://schemas.microsoft.com/office/word/2015/wordml/symex" xmlns:w16sdtdh="http://schemas.microsoft.com/office/word/2020/wordml/sdtdatahash" xmlns:w16="http://schemas.microsoft.com/office/word/2018/wordml" xmlns:w16cid="http://schemas.microsoft.com/office/word/2016/wordml/cid" xmlns:w16cex="http://schemas.microsoft.com/office/word/2018/wordml/cex" xmlns:w15="http://schemas.microsoft.com/office/word/2012/wordml" xmlns:am3d="http://schemas.microsoft.com/office/drawing/2017/model3d" xmlns:aink="http://schemas.microsoft.com/office/drawing/2016/ink" xmlns:cx8="http://schemas.microsoft.com/office/drawing/2016/5/14/chartex" xmlns:cx7="http://schemas.microsoft.com/office/drawing/2016/5/13/chartex" xmlns:cx6="http://schemas.microsoft.com/office/drawing/2016/5/12/chartex" xmlns:cx5="http://schemas.microsoft.com/office/drawing/2016/5/11/chartex" xmlns:cx4="http://schemas.microsoft.com/office/drawing/2016/5/10/chartex" xmlns:cx3="http://schemas.microsoft.com/office/drawing/2016/5/9/chartex" xmlns:cx2="http://schemas.microsoft.com/office/drawing/2015/10/21/chartex" xmlns:cx1="http://schemas.microsoft.com/office/drawing/2015/9/8/chartex" xmlns:cx="http://schemas.microsoft.com/office/drawing/2014/chartex">
             <w:pict>
               <v:rect w14:anchorId="7289ADD5" id="Prostokąt 5" o:spid="_x0000_s1026" style="position:absolute;margin-left:-36pt;margin-top:-39.75pt;width:214.5pt;height:45.75pt;z-index:251668480;visibility:visible;mso-wrap-style:square;mso-height-percent:0;mso-wrap-distance-left:9pt;mso-wrap-distance-top:0;mso-wrap-distance-right:9pt;mso-wrap-distance-bottom:0;mso-position-horizontal:absolute;mso-position-horizontal-relative:text;mso-position-vertical:absolute;mso-position-vertical-relative:text;mso-height-percent:0;mso-height-relative:margin;v-text-anchor:middle" o:gfxdata="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" fillcolor="#365f91 [2404]" stroked="f" strokeweight="1pt"/>
             </w:pict>
@@ -2217,7 +2089,7 @@
               </wp:anchor>
             </w:drawing>
           </mc:Choice>
-          <mc:Fallback xmlns:cx="http://schemas.microsoft.com/office/drawing/2014/chartex" xmlns:cx1="http://schemas.microsoft.com/office/drawing/2015/9/8/chartex" xmlns:cx2="http://schemas.microsoft.com/office/drawing/2015/10/21/chartex" xmlns:cx3="http://schemas.microsoft.com/office/drawing/2016/5/9/chartex" xmlns:cx4="http://schemas.microsoft.com/office/drawing/2016/5/10/chartex" xmlns:cx5="http://schemas.microsoft.com/office/drawing/2016/5/11/chartex" xmlns:cx6="http://schemas.microsoft.com/office/drawing/2016/5/12/chartex" xmlns:cx7="http://schemas.microsoft.com/office/drawing/2016/5/13/chartex" xmlns:cx8="http://schemas.microsoft.com/office/drawing/2016/5/14/chartex" xmlns:aink="http://schemas.microsoft.com/office/drawing/2016/ink" xmlns:am3d="http://schemas.microsoft.com/office/drawing/2017/model3d" xmlns:w15="http://schemas.microsoft.com/office/word/2012/wordml" xmlns:w16cex="http://schemas.microsoft.com/office/word/2018/wordml/cex" xmlns:w16cid="http://schemas.microsoft.com/office/word/2016/wordml/cid" xmlns:w16="http://schemas.microsoft.com/office/word/2018/wordml" xmlns:w16sdtdh="http://schemas.microsoft.com/office/word/2020/wordml/sdtdatahash" xmlns:w16se="http://schemas.microsoft.com/office/word/2015/wordml/symex">
+          <mc:Fallback xmlns:w16se="http://schemas.microsoft.com/office/word/2015/wordml/symex" xmlns:w16sdtdh="http://schemas.microsoft.com/office/word/2020/wordml/sdtdatahash" xmlns:w16="http://schemas.microsoft.com/office/word/2018/wordml" xmlns:w16cid="http://schemas.microsoft.com/office/word/2016/wordml/cid" xmlns:w16cex="http://schemas.microsoft.com/office/word/2018/wordml/cex" xmlns:w15="http://schemas.microsoft.com/office/word/2012/wordml" xmlns:am3d="http://schemas.microsoft.com/office/drawing/2017/model3d" xmlns:aink="http://schemas.microsoft.com/office/drawing/2016/ink" xmlns:cx8="http://schemas.microsoft.com/office/drawing/2016/5/14/chartex" xmlns:cx7="http://schemas.microsoft.com/office/drawing/2016/5/13/chartex" xmlns:cx6="http://schemas.microsoft.com/office/drawing/2016/5/12/chartex" xmlns:cx5="http://schemas.microsoft.com/office/drawing/2016/5/11/chartex" xmlns:cx4="http://schemas.microsoft.com/office/drawing/2016/5/10/chartex" xmlns:cx3="http://schemas.microsoft.com/office/drawing/2016/5/9/chartex" xmlns:cx2="http://schemas.microsoft.com/office/drawing/2015/10/21/chartex" xmlns:cx1="http://schemas.microsoft.com/office/drawing/2015/9/8/chartex" xmlns:cx="http://schemas.microsoft.com/office/drawing/2014/chartex">
             <w:pict>
               <v:shape id="_x0000_s1027" type="#_x0000_t202" style="position:absolute;margin-left:-6.75pt;margin-top:312.75pt;width:171pt;height:443.8pt;z-index:251665408;visibility:visible;mso-wrap-style:square;mso-width-percent:0;mso-height-percent:0;mso-wrap-distance-left:9pt;mso-wrap-distance-top:3.6pt;mso-wrap-distance-right:9pt;mso-wrap-distance-bottom:3.6pt;mso-position-horizontal:absolute;mso-position-horizontal-relative:text;mso-position-vertical:absolute;mso-position-vertical-relative:text;mso-width-percent:0;mso-height-percent:0;mso-width-relative:margin;mso-height-relative:margin;v-text-anchor:top" o:gfxdata="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" filled="f" stroked="f">
                 <v:textbox>
@@ -2572,7 +2444,7 @@
               </wp:anchor>
             </w:drawing>
           </mc:Choice>
-          <mc:Fallback xmlns:cx="http://schemas.microsoft.com/office/drawing/2014/chartex" xmlns:cx1="http://schemas.microsoft.com/office/drawing/2015/9/8/chartex" xmlns:cx2="http://schemas.microsoft.com/office/drawing/2015/10/21/chartex" xmlns:cx3="http://schemas.microsoft.com/office/drawing/2016/5/9/chartex" xmlns:cx4="http://schemas.microsoft.com/office/drawing/2016/5/10/chartex" xmlns:cx5="http://schemas.microsoft.com/office/drawing/2016/5/11/chartex" xmlns:cx6="http://schemas.microsoft.com/office/drawing/2016/5/12/chartex" xmlns:cx7="http://schemas.microsoft.com/office/drawing/2016/5/13/chartex" xmlns:cx8="http://schemas.microsoft.com/office/drawing/2016/5/14/chartex" xmlns:aink="http://schemas.microsoft.com/office/drawing/2016/ink" xmlns:am3d="http://schemas.microsoft.com/office/drawing/2017/model3d" xmlns:w15="http://schemas.microsoft.com/office/word/2012/wordml" xmlns:w16cex="http://schemas.microsoft.com/office/word/2018/wordml/cex" xmlns:w16cid="http://schemas.microsoft.com/office/word/2016/wordml/cid" xmlns:w16="http://schemas.microsoft.com/office/word/2018/wordml" xmlns:w16sdtdh="http://schemas.microsoft.com/office/word/2020/wordml/sdtdatahash" xmlns:w16se="http://schemas.microsoft.com/office/word/2015/wordml/symex">
+          <mc:Fallback xmlns:w16se="http://schemas.microsoft.com/office/word/2015/wordml/symex" xmlns:w16sdtdh="http://schemas.microsoft.com/office/word/2020/wordml/sdtdatahash" xmlns:w16="http://schemas.microsoft.com/office/word/2018/wordml" xmlns:w16cid="http://schemas.microsoft.com/office/word/2016/wordml/cid" xmlns:w16cex="http://schemas.microsoft.com/office/word/2018/wordml/cex" xmlns:w15="http://schemas.microsoft.com/office/word/2012/wordml" xmlns:am3d="http://schemas.microsoft.com/office/drawing/2017/model3d" xmlns:aink="http://schemas.microsoft.com/office/drawing/2016/ink" xmlns:cx8="http://schemas.microsoft.com/office/drawing/2016/5/14/chartex" xmlns:cx7="http://schemas.microsoft.com/office/drawing/2016/5/13/chartex" xmlns:cx6="http://schemas.microsoft.com/office/drawing/2016/5/12/chartex" xmlns:cx5="http://schemas.microsoft.com/office/drawing/2016/5/11/chartex" xmlns:cx4="http://schemas.microsoft.com/office/drawing/2016/5/10/chartex" xmlns:cx3="http://schemas.microsoft.com/office/drawing/2016/5/9/chartex" xmlns:cx2="http://schemas.microsoft.com/office/drawing/2015/10/21/chartex" xmlns:cx1="http://schemas.microsoft.com/office/drawing/2015/9/8/chartex" xmlns:cx="http://schemas.microsoft.com/office/drawing/2014/chartex">
             <w:pict>
               <v:rect w14:anchorId="44B52DF0" id="Prostokąt 1" o:spid="_x0000_s1026" style="position:absolute;margin-left:178.5pt;margin-top:762.75pt;width:381.75pt;height:45pt;flip:x;z-index:251659264;visibility:visible;mso-wrap-style:square;mso-width-percent:0;mso-height-percent:0;mso-wrap-distance-left:9pt;mso-wrap-distance-top:0;mso-wrap-distance-right:9pt;mso-wrap-distance-bottom:0;mso-position-horizontal:absolute;mso-position-horizontal-relative:text;mso-position-vertical:absolute;mso-position-vertical-relative:text;mso-width-percent:0;mso-height-percent:0;mso-width-relative:margin;mso-height-relative:margin;v-text-anchor:middle" o:gfxdata="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" fillcolor="#243f60 [1604]" stroked="f" strokeweight="1pt"/>
             </w:pict>
@@ -2664,7 +2536,7 @@
               </wp:anchor>
             </w:drawing>
           </mc:Choice>
-          <mc:Fallback xmlns:cx="http://schemas.microsoft.com/office/drawing/2014/chartex" xmlns:cx1="http://schemas.microsoft.com/office/drawing/2015/9/8/chartex" xmlns:cx2="http://schemas.microsoft.com/office/drawing/2015/10/21/chartex" xmlns:cx3="http://schemas.microsoft.com/office/drawing/2016/5/9/chartex" xmlns:cx4="http://schemas.microsoft.com/office/drawing/2016/5/10/chartex" xmlns:cx5="http://schemas.microsoft.com/office/drawing/2016/5/11/chartex" xmlns:cx6="http://schemas.microsoft.com/office/drawing/2016/5/12/chartex" xmlns:cx7="http://schemas.microsoft.com/office/drawing/2016/5/13/chartex" xmlns:cx8="http://schemas.microsoft.com/office/drawing/2016/5/14/chartex" xmlns:aink="http://schemas.microsoft.com/office/drawing/2016/ink" xmlns:am3d="http://schemas.microsoft.com/office/drawing/2017/model3d" xmlns:w15="http://schemas.microsoft.com/office/word/2012/wordml" xmlns:w16cex="http://schemas.microsoft.com/office/word/2018/wordml/cex" xmlns:w16cid="http://schemas.microsoft.com/office/word/2016/wordml/cid" xmlns:w16="http://schemas.microsoft.com/office/word/2018/wordml" xmlns:w16sdtdh="http://schemas.microsoft.com/office/word/2020/wordml/sdtdatahash" xmlns:w16se="http://schemas.microsoft.com/office/word/2015/wordml/symex">
+          <mc:Fallback xmlns:w16se="http://schemas.microsoft.com/office/word/2015/wordml/symex" xmlns:w16sdtdh="http://schemas.microsoft.com/office/word/2020/wordml/sdtdatahash" xmlns:w16="http://schemas.microsoft.com/office/word/2018/wordml" xmlns:w16cid="http://schemas.microsoft.com/office/word/2016/wordml/cid" xmlns:w16cex="http://schemas.microsoft.com/office/word/2018/wordml/cex" xmlns:w15="http://schemas.microsoft.com/office/word/2012/wordml" xmlns:am3d="http://schemas.microsoft.com/office/drawing/2017/model3d" xmlns:aink="http://schemas.microsoft.com/office/drawing/2016/ink" xmlns:cx8="http://schemas.microsoft.com/office/drawing/2016/5/14/chartex" xmlns:cx7="http://schemas.microsoft.com/office/drawing/2016/5/13/chartex" xmlns:cx6="http://schemas.microsoft.com/office/drawing/2016/5/12/chartex" xmlns:cx5="http://schemas.microsoft.com/office/drawing/2016/5/11/chartex" xmlns:cx4="http://schemas.microsoft.com/office/drawing/2016/5/10/chartex" xmlns:cx3="http://schemas.microsoft.com/office/drawing/2016/5/9/chartex" xmlns:cx2="http://schemas.microsoft.com/office/drawing/2015/10/21/chartex" xmlns:cx1="http://schemas.microsoft.com/office/drawing/2015/9/8/chartex" xmlns:cx="http://schemas.microsoft.com/office/drawing/2014/chartex">
             <w:pict>
               <v:shape id="_x0000_s1028" type="#_x0000_t202" style="position:absolute;margin-left:-6pt;margin-top:18.75pt;width:194.25pt;height:72.75pt;z-index:251661312;visibility:visible;mso-wrap-style:square;mso-width-percent:0;mso-height-percent:0;mso-wrap-distance-left:9pt;mso-wrap-distance-top:3.6pt;mso-wrap-distance-right:9pt;mso-wrap-distance-bottom:3.6pt;mso-position-horizontal:absolute;mso-position-horizontal-relative:text;mso-position-vertical:absolute;mso-position-vertical-relative:text;mso-width-percent:0;mso-height-percent:0;mso-width-relative:margin;mso-height-relative:margin;v-text-anchor:top" o:gfxdata="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" filled="f" stroked="f">
                 <v:textbox>
@@ -4139,7 +4011,7 @@
   <a:extraClrSchemeLst/>
   <a:extLst>
     <a:ext uri="{05A4C25C-085E-4340-85A3-A5531E510DB2}">
-      <thm15:themeFamily xmlns="" xmlns:thm15="http://schemas.microsoft.com/office/thememl/2012/main" name="Office Theme" id="{62F939B6-93AF-4DB8-9C6B-D6C7DFDC589F}" vid="{4A3C46E8-61CC-4603-A589-7422A47A8E4A}"/>
+      <thm15:themeFamily xmlns:thm15="http://schemas.microsoft.com/office/thememl/2012/main" xmlns="" name="Office Theme" id="{62F939B6-93AF-4DB8-9C6B-D6C7DFDC589F}" vid="{4A3C46E8-61CC-4603-A589-7422A47A8E4A}"/>
     </a:ext>
   </a:extLst>
 </a:theme>
